--- a/data/NyayChat/Chat/69.docx
+++ b/data/NyayChat/Chat/69.docx
@@ -1,6 +1,6 @@
 
 <file path=word/document.xml><?xml version="1.0" encoding="utf-8"?>
-<w:document xmlns:mc="http://schemas.openxmlformats.org/markup-compatibility/2006" xmlns:o="urn:schemas-microsoft-com:office:office" xmlns:r="http://schemas.openxmlformats.org/officeDocument/2006/relationships" xmlns:m="http://schemas.openxmlformats.org/officeDocument/2006/math" xmlns:v="urn:schemas-microsoft-com:vml" xmlns:wp="http://schemas.openxmlformats.org/drawingml/2006/wordprocessingDrawing" xmlns:w10="urn:schemas-microsoft-com:office:word" xmlns:w="http://schemas.openxmlformats.org/wordprocessingml/2006/main" xmlns:wne="http://schemas.microsoft.com/office/word/2006/wordml" xmlns:sl="http://schemas.openxmlformats.org/schemaLibrary/2006/main" xmlns:a="http://schemas.openxmlformats.org/drawingml/2006/main" xmlns:pic="http://schemas.openxmlformats.org/drawingml/2006/picture" xmlns:c="http://schemas.openxmlformats.org/drawingml/2006/chart" xmlns:lc="http://schemas.openxmlformats.org/drawingml/2006/lockedCanvas" xmlns:dgm="http://schemas.openxmlformats.org/drawingml/2006/diagram" xmlns:wps="http://schemas.microsoft.com/office/word/2010/wordprocessingShape" xmlns:wpg="http://schemas.microsoft.com/office/word/2010/wordprocessingGroup" xmlns:w14="http://schemas.microsoft.com/office/word/2010/wordml" xmlns:w15="http://schemas.microsoft.com/office/word/2012/wordml" xmlns:w16="http://schemas.microsoft.com/office/word/2018/wordml" xmlns:w16cex="http://schemas.microsoft.com/office/word/2018/wordml/cex" xmlns:w16cid="http://schemas.microsoft.com/office/word/2016/wordml/cid" xmlns:cr="http://schemas.microsoft.com/office/comments/2020/reactions">
+<w:document xmlns:mc="http://schemas.openxmlformats.org/markup-compatibility/2006" xmlns:o="urn:schemas-microsoft-com:office:office" xmlns:r="http://schemas.openxmlformats.org/officeDocument/2006/relationships" xmlns:m="http://schemas.openxmlformats.org/officeDocument/2006/math" xmlns:v="urn:schemas-microsoft-com:vml" xmlns:wp="http://schemas.openxmlformats.org/drawingml/2006/wordprocessingDrawing" xmlns:w10="urn:schemas-microsoft-com:office:word" xmlns:w="http://schemas.openxmlformats.org/wordprocessingml/2006/main" xmlns:wne="http://schemas.microsoft.com/office/word/2006/wordml" xmlns:sl="http://schemas.openxmlformats.org/schemaLibrary/2006/main" xmlns:a="http://schemas.openxmlformats.org/drawingml/2006/main" xmlns:pic="http://schemas.openxmlformats.org/drawingml/2006/picture" xmlns:c="http://schemas.openxmlformats.org/drawingml/2006/chart" xmlns:lc="http://schemas.openxmlformats.org/drawingml/2006/lockedCanvas" xmlns:dgm="http://schemas.openxmlformats.org/drawingml/2006/diagram" xmlns:wps="http://schemas.microsoft.com/office/word/2010/wordprocessingShape" xmlns:wpg="http://schemas.microsoft.com/office/word/2010/wordprocessingGroup" xmlns:w14="http://schemas.microsoft.com/office/word/2010/wordml" xmlns:w15="http://schemas.microsoft.com/office/word/2012/wordml" xmlns:w16="http://schemas.microsoft.com/office/word/2018/wordml" xmlns:w16cex="http://schemas.microsoft.com/office/word/2018/wordml/cex" xmlns:w16cid="http://schemas.microsoft.com/office/word/2016/wordml/cid" xmlns="http://schemas.microsoft.com/office/tasks/2019/documenttasks" xmlns:cr="http://schemas.microsoft.com/office/comments/2020/reactions">
   <w:body>
     <w:p>
       <w:pPr>
@@ -1949,7 +1949,26 @@
           <w:szCs w:val="24"/>
           <w:rtl w:val="0"/>
         </w:rPr>
-        <w:t xml:space="preserve">: Sure. Below is the process for filing a consumer complaint at the Provorim District Consumer Disputes Redressal Commission for the described dispute through the e-Daakhil platform:</w:t>
+        <w:t xml:space="preserve">: Sure. Below is the process for filing a consumer complaint at the Provorim District Consumer Disputes Redressal Commission for the described dispute through the </w:t>
+      </w:r>
+      <w:r>
+        <w:rPr>
+          <w:rFonts w:ascii="Times New Roman" w:cs="Times New Roman" w:eastAsia="Times New Roman" w:hAnsi="Times New Roman"/>
+          <w:sz w:val="24"/>
+          <w:szCs w:val="24"/>
+          <w:rtl w:val="0"/>
+        </w:rPr>
+        <w:t xml:space="preserve">e-Jagriti</w:t>
+      </w:r>
+      <w:r>
+        <w:rPr>
+          <w:rFonts w:ascii="Times New Roman" w:cs="Times New Roman" w:eastAsia="Times New Roman" w:hAnsi="Times New Roman"/>
+          <w:color w:val="000000"/>
+          <w:sz w:val="24"/>
+          <w:szCs w:val="24"/>
+          <w:rtl w:val="0"/>
+        </w:rPr>
+        <w:t xml:space="preserve"> platform:</w:t>
       </w:r>
       <w:r>
         <w:rPr>
@@ -1989,7 +2008,7 @@
             <w:u w:val="single"/>
             <w:rtl w:val="0"/>
           </w:rPr>
-          <w:t xml:space="preserve">e-Daakhil</w:t>
+          <w:t xml:space="preserve">e-Jagriti</w:t>
         </w:r>
       </w:hyperlink>
       <w:r>
@@ -2724,7 +2743,26 @@
           <w:szCs w:val="24"/>
           <w:rtl w:val="0"/>
         </w:rPr>
-        <w:t xml:space="preserve"> for you with all the details you've provided. Once downloaded, fill in all blank details, review and sign the complaint and verification before a notary public. Then scan the document as a pdf and upload it to the e-daakhil upload documents section. You also need to submit an affidavit and a memo of parties. Do you want me to generate that now?</w:t>
+        <w:t xml:space="preserve"> for you with all the details you've provided. Once downloaded, fill in all blank details, review and sign the complaint and verification before a notary public. Then scan the document as a pdf and upload it to the </w:t>
+      </w:r>
+      <w:r>
+        <w:rPr>
+          <w:rFonts w:ascii="Times New Roman" w:cs="Times New Roman" w:eastAsia="Times New Roman" w:hAnsi="Times New Roman"/>
+          <w:sz w:val="24"/>
+          <w:szCs w:val="24"/>
+          <w:rtl w:val="0"/>
+        </w:rPr>
+        <w:t xml:space="preserve">e-Jagriti</w:t>
+      </w:r>
+      <w:r>
+        <w:rPr>
+          <w:rFonts w:ascii="Times New Roman" w:cs="Times New Roman" w:eastAsia="Times New Roman" w:hAnsi="Times New Roman"/>
+          <w:color w:val="000000"/>
+          <w:sz w:val="24"/>
+          <w:szCs w:val="24"/>
+          <w:rtl w:val="0"/>
+        </w:rPr>
+        <w:t xml:space="preserve"> upload documents section. You also need to submit an affidavit and a memo of parties. Do you want me to generate that now?</w:t>
       </w:r>
       <w:r>
         <w:rPr>
@@ -2881,7 +2919,26 @@
           <w:szCs w:val="24"/>
           <w:rtl w:val="0"/>
         </w:rPr>
-        <w:t xml:space="preserve">. Please print and verify the names and addresses on the memorandum of parties. For the affidavit, please sign it before a notary public and have the affidavit notarized. Both documents should be scanned and uploaded to the e-daakhil portal. Do you have any other questions or is there more information you'd like?</w:t>
+        <w:t xml:space="preserve">. Please print and verify the names and addresses on the memorandum of parties. For the affidavit, please sign it before a notary public and have the affidavit notarized. Both documents should be scanned and uploaded to the </w:t>
+      </w:r>
+      <w:r>
+        <w:rPr>
+          <w:rFonts w:ascii="Times New Roman" w:cs="Times New Roman" w:eastAsia="Times New Roman" w:hAnsi="Times New Roman"/>
+          <w:sz w:val="24"/>
+          <w:szCs w:val="24"/>
+          <w:rtl w:val="0"/>
+        </w:rPr>
+        <w:t xml:space="preserve">e-Jagriti</w:t>
+      </w:r>
+      <w:r>
+        <w:rPr>
+          <w:rFonts w:ascii="Times New Roman" w:cs="Times New Roman" w:eastAsia="Times New Roman" w:hAnsi="Times New Roman"/>
+          <w:color w:val="000000"/>
+          <w:sz w:val="24"/>
+          <w:szCs w:val="24"/>
+          <w:rtl w:val="0"/>
+        </w:rPr>
+        <w:t xml:space="preserve"> portal. Do you have any other questions or is there more information you'd like?</w:t>
       </w:r>
       <w:r>
         <w:rPr>
@@ -3031,7 +3088,7 @@
 </file>
 
 <file path=word/footer1.xml><?xml version="1.0" encoding="utf-8"?>
-<w:ftr xmlns:mc="http://schemas.openxmlformats.org/markup-compatibility/2006" xmlns:o="urn:schemas-microsoft-com:office:office" xmlns:r="http://schemas.openxmlformats.org/officeDocument/2006/relationships" xmlns:m="http://schemas.openxmlformats.org/officeDocument/2006/math" xmlns:v="urn:schemas-microsoft-com:vml" xmlns:wp="http://schemas.openxmlformats.org/drawingml/2006/wordprocessingDrawing" xmlns:w10="urn:schemas-microsoft-com:office:word" xmlns:w="http://schemas.openxmlformats.org/wordprocessingml/2006/main" xmlns:wne="http://schemas.microsoft.com/office/word/2006/wordml" xmlns:sl="http://schemas.openxmlformats.org/schemaLibrary/2006/main" xmlns:a="http://schemas.openxmlformats.org/drawingml/2006/main" xmlns:pic="http://schemas.openxmlformats.org/drawingml/2006/picture" xmlns:c="http://schemas.openxmlformats.org/drawingml/2006/chart" xmlns:lc="http://schemas.openxmlformats.org/drawingml/2006/lockedCanvas" xmlns:dgm="http://schemas.openxmlformats.org/drawingml/2006/diagram" xmlns:wps="http://schemas.microsoft.com/office/word/2010/wordprocessingShape" xmlns:wpg="http://schemas.microsoft.com/office/word/2010/wordprocessingGroup" xmlns:w14="http://schemas.microsoft.com/office/word/2010/wordml" xmlns:w15="http://schemas.microsoft.com/office/word/2012/wordml" xmlns:w16="http://schemas.microsoft.com/office/word/2018/wordml" xmlns:w16cex="http://schemas.microsoft.com/office/word/2018/wordml/cex" xmlns:w16cid="http://schemas.microsoft.com/office/word/2016/wordml/cid" xmlns:cr="http://schemas.microsoft.com/office/comments/2020/reactions">
+<w:ftr xmlns:mc="http://schemas.openxmlformats.org/markup-compatibility/2006" xmlns:o="urn:schemas-microsoft-com:office:office" xmlns:r="http://schemas.openxmlformats.org/officeDocument/2006/relationships" xmlns:m="http://schemas.openxmlformats.org/officeDocument/2006/math" xmlns:v="urn:schemas-microsoft-com:vml" xmlns:wp="http://schemas.openxmlformats.org/drawingml/2006/wordprocessingDrawing" xmlns:w10="urn:schemas-microsoft-com:office:word" xmlns:w="http://schemas.openxmlformats.org/wordprocessingml/2006/main" xmlns:wne="http://schemas.microsoft.com/office/word/2006/wordml" xmlns:sl="http://schemas.openxmlformats.org/schemaLibrary/2006/main" xmlns:a="http://schemas.openxmlformats.org/drawingml/2006/main" xmlns:pic="http://schemas.openxmlformats.org/drawingml/2006/picture" xmlns:c="http://schemas.openxmlformats.org/drawingml/2006/chart" xmlns:lc="http://schemas.openxmlformats.org/drawingml/2006/lockedCanvas" xmlns:dgm="http://schemas.openxmlformats.org/drawingml/2006/diagram" xmlns:wps="http://schemas.microsoft.com/office/word/2010/wordprocessingShape" xmlns:wpg="http://schemas.microsoft.com/office/word/2010/wordprocessingGroup" xmlns:w14="http://schemas.microsoft.com/office/word/2010/wordml" xmlns:w15="http://schemas.microsoft.com/office/word/2012/wordml" xmlns:w16="http://schemas.microsoft.com/office/word/2018/wordml" xmlns:w16cex="http://schemas.microsoft.com/office/word/2018/wordml/cex" xmlns:w16cid="http://schemas.microsoft.com/office/word/2016/wordml/cid" xmlns="http://schemas.microsoft.com/office/tasks/2019/documenttasks" xmlns:cr="http://schemas.microsoft.com/office/comments/2020/reactions">
   <w:p>
     <w:pPr>
       <w:rPr/>
@@ -3046,7 +3103,7 @@
 </file>
 
 <file path=word/numbering.xml><?xml version="1.0" encoding="utf-8"?>
-<w:numbering xmlns:mc="http://schemas.openxmlformats.org/markup-compatibility/2006" xmlns:o="urn:schemas-microsoft-com:office:office" xmlns:r="http://schemas.openxmlformats.org/officeDocument/2006/relationships" xmlns:m="http://schemas.openxmlformats.org/officeDocument/2006/math" xmlns:v="urn:schemas-microsoft-com:vml" xmlns:wp="http://schemas.openxmlformats.org/drawingml/2006/wordprocessingDrawing" xmlns:w10="urn:schemas-microsoft-com:office:word" xmlns:w="http://schemas.openxmlformats.org/wordprocessingml/2006/main" xmlns:wne="http://schemas.microsoft.com/office/word/2006/wordml" xmlns:sl="http://schemas.openxmlformats.org/schemaLibrary/2006/main" xmlns:a="http://schemas.openxmlformats.org/drawingml/2006/main" xmlns:pic="http://schemas.openxmlformats.org/drawingml/2006/picture" xmlns:c="http://schemas.openxmlformats.org/drawingml/2006/chart" xmlns:lc="http://schemas.openxmlformats.org/drawingml/2006/lockedCanvas" xmlns:dgm="http://schemas.openxmlformats.org/drawingml/2006/diagram" xmlns:wps="http://schemas.microsoft.com/office/word/2010/wordprocessingShape" xmlns:wpg="http://schemas.microsoft.com/office/word/2010/wordprocessingGroup" xmlns:w14="http://schemas.microsoft.com/office/word/2010/wordml" xmlns:w15="http://schemas.microsoft.com/office/word/2012/wordml" xmlns:w16="http://schemas.microsoft.com/office/word/2018/wordml" xmlns:w16cex="http://schemas.microsoft.com/office/word/2018/wordml/cex" xmlns:w16cid="http://schemas.microsoft.com/office/word/2016/wordml/cid" xmlns:cr="http://schemas.microsoft.com/office/comments/2020/reactions">
+<w:numbering xmlns:mc="http://schemas.openxmlformats.org/markup-compatibility/2006" xmlns:o="urn:schemas-microsoft-com:office:office" xmlns:r="http://schemas.openxmlformats.org/officeDocument/2006/relationships" xmlns:m="http://schemas.openxmlformats.org/officeDocument/2006/math" xmlns:v="urn:schemas-microsoft-com:vml" xmlns:wp="http://schemas.openxmlformats.org/drawingml/2006/wordprocessingDrawing" xmlns:w10="urn:schemas-microsoft-com:office:word" xmlns:w="http://schemas.openxmlformats.org/wordprocessingml/2006/main" xmlns:wne="http://schemas.microsoft.com/office/word/2006/wordml" xmlns:sl="http://schemas.openxmlformats.org/schemaLibrary/2006/main" xmlns:a="http://schemas.openxmlformats.org/drawingml/2006/main" xmlns:pic="http://schemas.openxmlformats.org/drawingml/2006/picture" xmlns:c="http://schemas.openxmlformats.org/drawingml/2006/chart" xmlns:lc="http://schemas.openxmlformats.org/drawingml/2006/lockedCanvas" xmlns:dgm="http://schemas.openxmlformats.org/drawingml/2006/diagram" xmlns:wps="http://schemas.microsoft.com/office/word/2010/wordprocessingShape" xmlns:wpg="http://schemas.microsoft.com/office/word/2010/wordprocessingGroup" xmlns:w14="http://schemas.microsoft.com/office/word/2010/wordml" xmlns:w15="http://schemas.microsoft.com/office/word/2012/wordml" xmlns:w16="http://schemas.microsoft.com/office/word/2018/wordml" xmlns:w16cex="http://schemas.microsoft.com/office/word/2018/wordml/cex" xmlns:w16cid="http://schemas.microsoft.com/office/word/2016/wordml/cid" xmlns="http://schemas.microsoft.com/office/tasks/2019/documenttasks" xmlns:cr="http://schemas.microsoft.com/office/comments/2020/reactions">
   <w:abstractNum w:abstractNumId="1">
     <w:lvl w:ilvl="0">
       <w:start w:val="1"/>
@@ -3146,7 +3203,7 @@
 </file>
 
 <file path=word/styles.xml><?xml version="1.0" encoding="utf-8"?>
-<w:styles xmlns:mc="http://schemas.openxmlformats.org/markup-compatibility/2006" xmlns:o="urn:schemas-microsoft-com:office:office" xmlns:r="http://schemas.openxmlformats.org/officeDocument/2006/relationships" xmlns:m="http://schemas.openxmlformats.org/officeDocument/2006/math" xmlns:v="urn:schemas-microsoft-com:vml" xmlns:wp="http://schemas.openxmlformats.org/drawingml/2006/wordprocessingDrawing" xmlns:w10="urn:schemas-microsoft-com:office:word" xmlns:w="http://schemas.openxmlformats.org/wordprocessingml/2006/main" xmlns:wne="http://schemas.microsoft.com/office/word/2006/wordml" xmlns:sl="http://schemas.openxmlformats.org/schemaLibrary/2006/main" xmlns:a="http://schemas.openxmlformats.org/drawingml/2006/main" xmlns:pic="http://schemas.openxmlformats.org/drawingml/2006/picture" xmlns:c="http://schemas.openxmlformats.org/drawingml/2006/chart" xmlns:lc="http://schemas.openxmlformats.org/drawingml/2006/lockedCanvas" xmlns:dgm="http://schemas.openxmlformats.org/drawingml/2006/diagram" xmlns:wps="http://schemas.microsoft.com/office/word/2010/wordprocessingShape" xmlns:wpg="http://schemas.microsoft.com/office/word/2010/wordprocessingGroup" xmlns:w14="http://schemas.microsoft.com/office/word/2010/wordml" xmlns:w15="http://schemas.microsoft.com/office/word/2012/wordml" xmlns:w16="http://schemas.microsoft.com/office/word/2018/wordml" xmlns:w16cex="http://schemas.microsoft.com/office/word/2018/wordml/cex" xmlns:w16cid="http://schemas.microsoft.com/office/word/2016/wordml/cid" xmlns:cr="http://schemas.microsoft.com/office/comments/2020/reactions">
+<w:styles xmlns:mc="http://schemas.openxmlformats.org/markup-compatibility/2006" xmlns:o="urn:schemas-microsoft-com:office:office" xmlns:r="http://schemas.openxmlformats.org/officeDocument/2006/relationships" xmlns:m="http://schemas.openxmlformats.org/officeDocument/2006/math" xmlns:v="urn:schemas-microsoft-com:vml" xmlns:wp="http://schemas.openxmlformats.org/drawingml/2006/wordprocessingDrawing" xmlns:w10="urn:schemas-microsoft-com:office:word" xmlns:w="http://schemas.openxmlformats.org/wordprocessingml/2006/main" xmlns:wne="http://schemas.microsoft.com/office/word/2006/wordml" xmlns:sl="http://schemas.openxmlformats.org/schemaLibrary/2006/main" xmlns:a="http://schemas.openxmlformats.org/drawingml/2006/main" xmlns:pic="http://schemas.openxmlformats.org/drawingml/2006/picture" xmlns:c="http://schemas.openxmlformats.org/drawingml/2006/chart" xmlns:lc="http://schemas.openxmlformats.org/drawingml/2006/lockedCanvas" xmlns:dgm="http://schemas.openxmlformats.org/drawingml/2006/diagram" xmlns:wps="http://schemas.microsoft.com/office/word/2010/wordprocessingShape" xmlns:wpg="http://schemas.microsoft.com/office/word/2010/wordprocessingGroup" xmlns:w14="http://schemas.microsoft.com/office/word/2010/wordml" xmlns:w15="http://schemas.microsoft.com/office/word/2012/wordml" xmlns:w16="http://schemas.microsoft.com/office/word/2018/wordml" xmlns:w16cex="http://schemas.microsoft.com/office/word/2018/wordml/cex" xmlns:w16cid="http://schemas.microsoft.com/office/word/2016/wordml/cid" xmlns="http://schemas.microsoft.com/office/tasks/2019/documenttasks" xmlns:cr="http://schemas.microsoft.com/office/comments/2020/reactions">
   <w:docDefaults>
     <w:rPrDefault>
       <w:rPr>
@@ -3166,7 +3223,7 @@
     <w:name w:val="normal"/>
   </w:style>
   <w:style w:type="table" w:styleId="TableNormal" w:default="1">
-    <w:name w:val="Table Normal"/>
+    <w:name w:val="TableNormal"/>
   </w:style>
   <w:style w:type="paragraph" w:styleId="Heading1">
     <w:name w:val="heading 1"/>
